--- a/15_产品发布文档/产品发布文档.docx
+++ b/15_产品发布文档/产品发布文档.docx
@@ -69,7 +69,6 @@
         </w:sectPr>
       </w:pPr>
     </w:p>
-    <w:p/>
     <w:p>
       <w:pPr>
         <w:spacing w:before="0" w:after="0" w:line="600" w:lineRule="exact"/>
@@ -96,7 +95,6 @@
         <w:t>本章节汇总了本次发布产品的基本信息，包括产品名称、版本号、发布日期及部署环境等关键要素。产品信息是版本管理和运维追溯的基础，建议在每次版本迭代时同步更新。</w:t>
       </w:r>
     </w:p>
-    <w:p/>
     <w:tbl>
       <w:tblPr>
         <w:tblW w:type="auto" w:w="0"/>
@@ -355,10 +353,6 @@
         </w:tc>
       </w:tr>
     </w:tbl>
-    <w:p/>
-    <w:p/>
-    <w:p/>
-    <w:p/>
     <w:p>
       <w:pPr>
         <w:spacing w:before="0" w:after="0" w:line="600" w:lineRule="exact"/>
@@ -407,7 +401,6 @@
         <w:t>数据治理平台一期项目旨在打通人民卫生出版社内部各业务系统的数据孤岛，构建统一、规范、可扩展的数据底座。项目采用主流开源大数据技术栈，在保证功能完整性的同时兼顾成本可控与长期演进。</w:t>
       </w:r>
     </w:p>
-    <w:p/>
     <w:p>
       <w:pPr>
         <w:spacing w:before="0" w:after="0" w:line="600" w:lineRule="exact"/>
@@ -423,7 +416,6 @@
         <w:t>数据治理平台一期是人民卫生出版社数据治理体系建设的基础工程。平台基于 Apache Doris + SeaTunnel + DolphinScheduler 开源技术栈构建，实现：</w:t>
       </w:r>
     </w:p>
-    <w:p/>
     <w:p>
       <w:pPr>
         <w:spacing w:before="0" w:after="0" w:line="600" w:lineRule="exact"/>
@@ -439,7 +431,6 @@
         <w:t>- 15 个异构业务系统的数据统一汇聚</w:t>
       </w:r>
     </w:p>
-    <w:p/>
     <w:p>
       <w:pPr>
         <w:spacing w:before="0" w:after="0" w:line="600" w:lineRule="exact"/>
@@ -455,7 +446,6 @@
         <w:t>- 94 张核心业务表的每日全量同步</w:t>
       </w:r>
     </w:p>
-    <w:p/>
     <w:p>
       <w:pPr>
         <w:spacing w:before="0" w:after="0" w:line="600" w:lineRule="exact"/>
@@ -471,7 +461,6 @@
         <w:t>- 400+ 自动化调度任务</w:t>
       </w:r>
     </w:p>
-    <w:p/>
     <w:p>
       <w:pPr>
         <w:spacing w:before="0" w:after="0" w:line="600" w:lineRule="exact"/>
@@ -487,7 +476,6 @@
         <w:t>- 源端→ODS 数据一致性自动校验</w:t>
       </w:r>
     </w:p>
-    <w:p/>
     <w:p>
       <w:pPr>
         <w:spacing w:before="0" w:after="0" w:line="600" w:lineRule="exact"/>
@@ -514,7 +502,6 @@
         <w:t>平台支持对数据同步任务进行全链路监控，涵盖任务启动、执行、完成及异常状态。当任务失败或超时，系统将自动触发告警通知，确保运维人员能够第一时间介入处理。</w:t>
       </w:r>
     </w:p>
-    <w:p/>
     <w:p>
       <w:pPr>
         <w:spacing w:before="0" w:after="0" w:line="600" w:lineRule="exact"/>
@@ -530,9 +517,6 @@
         <w:t>为后续知识库建设、数据分析和管理决策提供统一的数据底座。</w:t>
       </w:r>
     </w:p>
-    <w:p/>
-    <w:p/>
-    <w:p/>
     <w:p>
       <w:pPr>
         <w:spacing w:before="0" w:after="0" w:line="600" w:lineRule="exact"/>
@@ -559,7 +543,6 @@
         <w:t>下表列出了 V1.0 版本已交付并验收通过的功能模块。各功能点均经过测试验证，满足上线运行条件。</w:t>
       </w:r>
     </w:p>
-    <w:p/>
     <w:tbl>
       <w:tblPr>
         <w:tblW w:type="auto" w:w="0"/>
@@ -1360,8 +1343,6 @@
         </w:tc>
       </w:tr>
     </w:tbl>
-    <w:p/>
-    <w:p/>
     <w:p>
       <w:pPr>
         <w:spacing w:before="0" w:after="0" w:line="600" w:lineRule="exact"/>
@@ -1388,7 +1369,6 @@
         <w:t>以下功能点已纳入后续迭代规划，将在二期或后续版本中逐步实施。具体排期视业务优先级与资源投入情况而定。</w:t>
       </w:r>
     </w:p>
-    <w:p/>
     <w:tbl>
       <w:tblPr>
         <w:tblW w:type="auto" w:w="0"/>
@@ -1877,10 +1857,6 @@
         </w:tc>
       </w:tr>
     </w:tbl>
-    <w:p/>
-    <w:p/>
-    <w:p/>
-    <w:p/>
     <w:p>
       <w:pPr>
         <w:spacing w:before="0" w:after="0" w:line="600" w:lineRule="exact"/>
@@ -1907,7 +1883,6 @@
         <w:t>本章节记录了当前生产环境所使用的主要组件及其部署位置。各组件版本均经过兼容性验证，原则上不建议在生产运行期间随意升级版本，如需升级应提前在测试环境验证。</w:t>
       </w:r>
     </w:p>
-    <w:p/>
     <w:tbl>
       <w:tblPr>
         <w:tblW w:type="auto" w:w="0"/>
@@ -2222,10 +2197,6 @@
         </w:tc>
       </w:tr>
     </w:tbl>
-    <w:p/>
-    <w:p/>
-    <w:p/>
-    <w:p/>
     <w:p>
       <w:pPr>
         <w:spacing w:before="0" w:after="0" w:line="600" w:lineRule="exact"/>
@@ -2252,7 +2223,6 @@
         <w:t>本节汇总了截至当前版本已识别但尚未完全修复的问题。所有已知问题均已评估影响范围并制定应对或规避方案，不会阻塞本次上线。后续版本将按优先级逐步修复。</w:t>
       </w:r>
     </w:p>
-    <w:p/>
     <w:tbl>
       <w:tblPr>
         <w:tblW w:type="auto" w:w="0"/>
@@ -2662,10 +2632,6 @@
         </w:tc>
       </w:tr>
     </w:tbl>
-    <w:p/>
-    <w:p/>
-    <w:p/>
-    <w:p/>
     <w:p>
       <w:pPr>
         <w:spacing w:before="0" w:after="0" w:line="600" w:lineRule="exact"/>
@@ -2692,7 +2658,6 @@
         <w:t>本章节说明系统正常运行所需的软硬件依赖及已验证的兼容性矩阵。部署前请确保目标环境满足以下要求，以避免因版本不匹配导致的运行异常。</w:t>
       </w:r>
     </w:p>
-    <w:p/>
     <w:p>
       <w:pPr>
         <w:spacing w:before="0" w:after="0" w:line="600" w:lineRule="exact"/>
@@ -2719,7 +2684,6 @@
         <w:t>运行依赖是系统启动和稳定运行的前提条件。建议在部署前逐项检查，并保留检查记录以备审计。</w:t>
       </w:r>
     </w:p>
-    <w:p/>
     <w:tbl>
       <w:tblPr>
         <w:tblW w:type="auto" w:w="0"/>
@@ -3034,8 +2998,6 @@
         </w:tc>
       </w:tr>
     </w:tbl>
-    <w:p/>
-    <w:p/>
     <w:p>
       <w:pPr>
         <w:spacing w:before="0" w:after="0" w:line="600" w:lineRule="exact"/>
@@ -3062,7 +3024,6 @@
         <w:t>兼容性矩阵基于实际测试得出，覆盖了当前生产环境所涉及的主要数据库及中间件版本。若后续源端系统升级，需重新验证兼容性。</w:t>
       </w:r>
     </w:p>
-    <w:p/>
     <w:tbl>
       <w:tblPr>
         <w:tblW w:type="auto" w:w="0"/>
@@ -3318,10 +3279,6 @@
         </w:tc>
       </w:tr>
     </w:tbl>
-    <w:p/>
-    <w:p/>
-    <w:p/>
-    <w:p/>
     <w:p>
       <w:pPr>
         <w:spacing w:before="0" w:after="0" w:line="600" w:lineRule="exact"/>
@@ -3348,7 +3305,6 @@
         <w:t>详细的部署步骤、环境准备及配置参数请参阅《05 系统安装程序》。本文档仅提供部署层面的概要说明与集成原则。</w:t>
       </w:r>
     </w:p>
-    <w:p/>
     <w:p>
       <w:pPr>
         <w:spacing w:before="0" w:after="0" w:line="600" w:lineRule="exact"/>
@@ -3364,7 +3320,6 @@
         <w:t>详见《05 系统安装程序》。</w:t>
       </w:r>
     </w:p>
-    <w:p/>
     <w:p>
       <w:pPr>
         <w:spacing w:before="0" w:after="0" w:line="600" w:lineRule="exact"/>
@@ -3380,7 +3335,6 @@
         <w:t>与现有系统的集成：</w:t>
       </w:r>
     </w:p>
-    <w:p/>
     <w:p>
       <w:pPr>
         <w:spacing w:before="0" w:after="0" w:line="600" w:lineRule="exact"/>
@@ -3396,7 +3350,6 @@
         <w:t>- 仅从各业务系统只读抽取数据，不写入源库</w:t>
       </w:r>
     </w:p>
-    <w:p/>
     <w:p>
       <w:pPr>
         <w:spacing w:before="0" w:after="0" w:line="600" w:lineRule="exact"/>
@@ -3412,7 +3365,6 @@
         <w:t>- 不改变现有业务系统任何配置</w:t>
       </w:r>
     </w:p>
-    <w:p/>
     <w:p>
       <w:pPr>
         <w:spacing w:before="0" w:after="0" w:line="600" w:lineRule="exact"/>
@@ -3439,9 +3391,6 @@
         <w:t>该架构设计确保了数据仓库的独立演进能力，业务系统的升级或变更不会直接影响数据汇聚流程，反之亦然，从而降低了系统间的耦合风险。</w:t>
       </w:r>
     </w:p>
-    <w:p/>
-    <w:p/>
-    <w:p/>
     <w:p>
       <w:pPr>
         <w:spacing w:before="0" w:after="0" w:line="600" w:lineRule="exact"/>
@@ -3468,7 +3417,6 @@
         <w:t>日常运维操作、故障排查流程及用户操作指南请参阅《06 系统维护手册》和《07 系统使用手册》。本节列出关键运维指标，作为 SLA 考核与日常巡检的参考依据。</w:t>
       </w:r>
     </w:p>
-    <w:p/>
     <w:p>
       <w:pPr>
         <w:spacing w:before="0" w:after="0" w:line="600" w:lineRule="exact"/>
@@ -3484,7 +3432,6 @@
         <w:t>详见《06 系统维护手册》和《07 系统使用手册》。</w:t>
       </w:r>
     </w:p>
-    <w:p/>
     <w:p>
       <w:pPr>
         <w:spacing w:before="0" w:after="0" w:line="600" w:lineRule="exact"/>
@@ -3500,7 +3447,6 @@
         <w:t>关键运维指标：</w:t>
       </w:r>
     </w:p>
-    <w:p/>
     <w:tbl>
       <w:tblPr>
         <w:tblW w:type="auto" w:w="0"/>
@@ -3719,10 +3665,6 @@
         </w:tc>
       </w:tr>
     </w:tbl>
-    <w:p/>
-    <w:p/>
-    <w:p/>
-    <w:p/>
     <w:p>
       <w:pPr>
         <w:spacing w:before="0" w:after="0" w:line="600" w:lineRule="exact"/>
@@ -3749,7 +3691,6 @@
         <w:t>变更记录用于追溯文档及产品的历次修订情况。每次版本更新时，应在此补充新的变更条目，确保版本演进过程清晰可查。</w:t>
       </w:r>
     </w:p>
-    <w:p/>
     <w:tbl>
       <w:tblPr>
         <w:tblW w:type="auto" w:w="0"/>
@@ -3926,7 +3867,6 @@
         </w:tc>
       </w:tr>
     </w:tbl>
-    <w:p/>
     <w:sectPr>
       <w:pgSz w:w="11906" w:h="16838"/>
       <w:pgMar w:top="1440" w:right="1803" w:bottom="1440" w:left="1803" w:header="720" w:footer="720" w:gutter="0"/>
